--- a/Отчёт_ЛР5_Билатеральная_фильтрация.docx
+++ b/Отчёт_ЛР5_Билатеральная_фильтрация.docx
@@ -93,6 +93,9 @@
       <w:pPr>
         <w:spacing w:after="80"/>
         <w:jc w:val="right"/>
+        <w:rPr>
+          <w:lang w:val="ru-RU"/>
+        </w:rPr>
       </w:pPr>
       <w:r>
         <w:rPr>
@@ -101,7 +104,13 @@
         <w:t xml:space="preserve">Выполнил: Давлетов Тимур </w:t>
       </w:r>
       <w:r>
-        <w:t>P3316</w:t>
+        <w:t>P</w:t>
+      </w:r>
+      <w:r>
+        <w:rPr>
+          <w:lang w:val="ru-RU"/>
+        </w:rPr>
+        <w:t>3316</w:t>
       </w:r>
     </w:p>
     <w:p>
@@ -116,33 +125,39 @@
         <w:rPr>
           <w:lang w:val="ru-RU"/>
         </w:rPr>
-        <w:t xml:space="preserve">Преподаватели: </w:t>
-      </w:r>
-      <w:proofErr w:type="spellStart"/>
-      <w:r>
-        <w:rPr>
-          <w:lang w:val="ru-RU"/>
-        </w:rPr>
-        <w:t>Потёмин</w:t>
-      </w:r>
-      <w:proofErr w:type="spellEnd"/>
-      <w:r>
-        <w:rPr>
-          <w:lang w:val="ru-RU"/>
-        </w:rPr>
-        <w:t xml:space="preserve"> И.С., Жданов Д.Д.</w:t>
-      </w:r>
+        <w:t>Преподаватели: Потёмин И.С., Жданов Д.Д.</w:t>
+      </w:r>
+      <w:r>
+        <w:rPr>
+          <w:lang w:val="ru-RU"/>
+        </w:rPr>
+        <w:t xml:space="preserve">, </w:t>
+      </w:r>
+      <w:r>
+        <w:rPr>
+          <w:lang w:val="ru-RU"/>
+        </w:rPr>
+        <w:t>Жданов А.Д</w:t>
+      </w:r>
+      <w:bookmarkStart w:id="0" w:name="_GoBack"/>
+      <w:bookmarkEnd w:id="0"/>
     </w:p>
     <w:p>
       <w:pPr>
         <w:spacing w:before="1800" w:after="80"/>
         <w:jc w:val="center"/>
+        <w:rPr>
+          <w:lang w:val="ru-RU"/>
+        </w:rPr>
       </w:pPr>
     </w:p>
     <w:p>
       <w:pPr>
         <w:spacing w:before="1800" w:after="80"/>
         <w:jc w:val="center"/>
+        <w:rPr>
+          <w:lang w:val="ru-RU"/>
+        </w:rPr>
       </w:pPr>
     </w:p>
     <w:p>
@@ -154,15 +169,7 @@
         <w:t>г</w:t>
       </w:r>
       <w:r>
-        <w:t xml:space="preserve">. </w:t>
-      </w:r>
-      <w:proofErr w:type="spellStart"/>
-      <w:r>
-        <w:t>Санкт-Петербург</w:t>
-      </w:r>
-      <w:proofErr w:type="spellEnd"/>
-      <w:r>
-        <w:t>, 2026</w:t>
+        <w:t>. Санкт-Петербург, 2026</w:t>
       </w:r>
     </w:p>
     <w:p>
@@ -312,11 +319,9 @@
         </w:rPr>
         <w:t>_</w:t>
       </w:r>
-      <w:proofErr w:type="spellStart"/>
       <w:r>
         <w:t>i</w:t>
       </w:r>
-      <w:proofErr w:type="spellEnd"/>
       <w:r>
         <w:rPr>
           <w:lang w:val="ru-RU"/>
@@ -342,13 +347,8 @@
         </w:numPr>
         <w:spacing w:after="70"/>
       </w:pPr>
-      <w:proofErr w:type="spellStart"/>
-      <w:r>
-        <w:t>глубина</w:t>
-      </w:r>
-      <w:proofErr w:type="spellEnd"/>
-      <w:r>
-        <w:t xml:space="preserve"> z;</w:t>
+      <w:r>
+        <w:t>глубина z;</w:t>
       </w:r>
     </w:p>
     <w:p>
@@ -360,29 +360,8 @@
         </w:numPr>
         <w:spacing w:after="70"/>
       </w:pPr>
-      <w:proofErr w:type="spellStart"/>
-      <w:r>
-        <w:t>индекс</w:t>
-      </w:r>
-      <w:proofErr w:type="spellEnd"/>
-      <w:r>
-        <w:t xml:space="preserve"> </w:t>
-      </w:r>
-      <w:proofErr w:type="spellStart"/>
-      <w:r>
-        <w:t>объекта</w:t>
-      </w:r>
-      <w:proofErr w:type="spellEnd"/>
-      <w:r>
-        <w:t xml:space="preserve"> </w:t>
-      </w:r>
-      <w:proofErr w:type="spellStart"/>
-      <w:r>
-        <w:t>сцены</w:t>
-      </w:r>
-      <w:proofErr w:type="spellEnd"/>
-      <w:r>
-        <w:t xml:space="preserve"> id;</w:t>
+      <w:r>
+        <w:t>индекс объекта сцены id;</w:t>
       </w:r>
     </w:p>
     <w:p>
@@ -394,21 +373,8 @@
         </w:numPr>
         <w:spacing w:after="70"/>
       </w:pPr>
-      <w:proofErr w:type="spellStart"/>
-      <w:r>
-        <w:t>нормаль</w:t>
-      </w:r>
-      <w:proofErr w:type="spellEnd"/>
-      <w:r>
-        <w:t xml:space="preserve"> к </w:t>
-      </w:r>
-      <w:proofErr w:type="spellStart"/>
-      <w:r>
-        <w:t>поверхности</w:t>
-      </w:r>
-      <w:proofErr w:type="spellEnd"/>
-      <w:r>
-        <w:t xml:space="preserve"> </w:t>
+      <w:r>
+        <w:t xml:space="preserve">нормаль к поверхности </w:t>
       </w:r>
       <w:r>
         <w:t>n.</w:t>
@@ -743,7 +709,6 @@
         </w:rPr>
         <w:t>(</w:t>
       </w:r>
-      <w:proofErr w:type="gramStart"/>
       <w:r>
         <w:rPr>
           <w:rFonts w:ascii="Courier New" w:eastAsia="Courier New" w:hAnsi="Courier New" w:cs="Courier New"/>
@@ -772,7 +737,6 @@
         </w:rPr>
         <w:t>q</w:t>
       </w:r>
-      <w:proofErr w:type="gramEnd"/>
       <w:r>
         <w:rPr>
           <w:rFonts w:ascii="Courier New" w:eastAsia="Courier New" w:hAnsi="Courier New" w:cs="Courier New"/>
@@ -1135,7 +1099,6 @@
         </w:rPr>
         <w:t>) = (1/</w:t>
       </w:r>
-      <w:proofErr w:type="spellStart"/>
       <w:r>
         <w:rPr>
           <w:rFonts w:ascii="Courier New" w:eastAsia="Courier New" w:hAnsi="Courier New" w:cs="Courier New"/>
@@ -1145,7 +1108,6 @@
         </w:rPr>
         <w:t>Zs</w:t>
       </w:r>
-      <w:proofErr w:type="spellEnd"/>
       <w:r>
         <w:rPr>
           <w:rFonts w:ascii="Courier New" w:eastAsia="Courier New" w:hAnsi="Courier New" w:cs="Courier New"/>
@@ -1156,7 +1118,6 @@
         </w:rPr>
         <w:t xml:space="preserve">) · </w:t>
       </w:r>
-      <w:proofErr w:type="gramStart"/>
       <w:r>
         <w:rPr>
           <w:rFonts w:ascii="Courier New" w:eastAsia="Courier New" w:hAnsi="Courier New" w:cs="Courier New"/>
@@ -1174,18 +1135,7 @@
           <w:szCs w:val="18"/>
           <w:lang w:val="ru-RU"/>
         </w:rPr>
-        <w:t>(</w:t>
-      </w:r>
-      <w:proofErr w:type="gramEnd"/>
-      <w:r>
-        <w:rPr>
-          <w:rFonts w:ascii="Courier New" w:eastAsia="Courier New" w:hAnsi="Courier New" w:cs="Courier New"/>
-          <w:color w:val="1F3864"/>
-          <w:sz w:val="18"/>
-          <w:szCs w:val="18"/>
-          <w:lang w:val="ru-RU"/>
-        </w:rPr>
-        <w:t>−‖</w:t>
+        <w:t>(−‖</w:t>
       </w:r>
       <w:r>
         <w:rPr>
@@ -1225,7 +1175,6 @@
         </w:rPr>
         <w:t>‖² / (2</w:t>
       </w:r>
-      <w:proofErr w:type="spellStart"/>
       <w:r>
         <w:rPr>
           <w:rFonts w:ascii="Courier New" w:eastAsia="Courier New" w:hAnsi="Courier New" w:cs="Courier New"/>
@@ -1235,7 +1184,6 @@
         </w:rPr>
         <w:t>σs</w:t>
       </w:r>
-      <w:proofErr w:type="spellEnd"/>
       <w:r>
         <w:rPr>
           <w:rFonts w:ascii="Courier New" w:eastAsia="Courier New" w:hAnsi="Courier New" w:cs="Courier New"/>
@@ -1246,7 +1194,6 @@
         </w:rPr>
         <w:t xml:space="preserve">²)),   </w:t>
       </w:r>
-      <w:proofErr w:type="spellStart"/>
       <w:r>
         <w:rPr>
           <w:rFonts w:ascii="Courier New" w:eastAsia="Courier New" w:hAnsi="Courier New" w:cs="Courier New"/>
@@ -1256,7 +1203,6 @@
         </w:rPr>
         <w:t>Zs</w:t>
       </w:r>
-      <w:proofErr w:type="spellEnd"/>
       <w:r>
         <w:rPr>
           <w:rFonts w:ascii="Courier New" w:eastAsia="Courier New" w:hAnsi="Courier New" w:cs="Courier New"/>
@@ -1381,7 +1327,6 @@
         </w:rPr>
         <w:t>‖² / (2</w:t>
       </w:r>
-      <w:proofErr w:type="spellStart"/>
       <w:r>
         <w:rPr>
           <w:rFonts w:ascii="Courier New" w:eastAsia="Courier New" w:hAnsi="Courier New" w:cs="Courier New"/>
@@ -1391,7 +1336,6 @@
         </w:rPr>
         <w:t>σs</w:t>
       </w:r>
-      <w:proofErr w:type="spellEnd"/>
       <w:r>
         <w:rPr>
           <w:rFonts w:ascii="Courier New" w:eastAsia="Courier New" w:hAnsi="Courier New" w:cs="Courier New"/>
@@ -1560,29 +1504,7 @@
           <w:szCs w:val="18"/>
           <w:lang w:val="ru-RU"/>
         </w:rPr>
-        <w:t xml:space="preserve">, иначе 0   </w:t>
-      </w:r>
-      <w:proofErr w:type="gramStart"/>
-      <w:r>
-        <w:rPr>
-          <w:rFonts w:ascii="Courier New" w:eastAsia="Courier New" w:hAnsi="Courier New" w:cs="Courier New"/>
-          <w:color w:val="1F3864"/>
-          <w:sz w:val="18"/>
-          <w:szCs w:val="18"/>
-          <w:lang w:val="ru-RU"/>
-        </w:rPr>
-        <w:t xml:space="preserve">   (</w:t>
-      </w:r>
-      <w:proofErr w:type="gramEnd"/>
-      <w:r>
-        <w:rPr>
-          <w:rFonts w:ascii="Courier New" w:eastAsia="Courier New" w:hAnsi="Courier New" w:cs="Courier New"/>
-          <w:color w:val="1F3864"/>
-          <w:sz w:val="18"/>
-          <w:szCs w:val="18"/>
-          <w:lang w:val="ru-RU"/>
-        </w:rPr>
-        <w:t>жёсткая граница по объекту)</w:t>
+        <w:t>, иначе 0      (жёсткая граница по объекту)</w:t>
       </w:r>
     </w:p>
     <w:p>
@@ -1631,7 +1553,6 @@
         </w:rPr>
         <w:t xml:space="preserve">   = </w:t>
       </w:r>
-      <w:proofErr w:type="gramStart"/>
       <w:r>
         <w:rPr>
           <w:rFonts w:ascii="Courier New" w:eastAsia="Courier New" w:hAnsi="Courier New" w:cs="Courier New"/>
@@ -1649,18 +1570,7 @@
           <w:szCs w:val="18"/>
           <w:lang w:val="ru-RU"/>
         </w:rPr>
-        <w:t>(</w:t>
-      </w:r>
-      <w:proofErr w:type="gramEnd"/>
-      <w:r>
-        <w:rPr>
-          <w:rFonts w:ascii="Courier New" w:eastAsia="Courier New" w:hAnsi="Courier New" w:cs="Courier New"/>
-          <w:color w:val="1F3864"/>
-          <w:sz w:val="18"/>
-          <w:szCs w:val="18"/>
-          <w:lang w:val="ru-RU"/>
-        </w:rPr>
-        <w:t xml:space="preserve">−(1 − </w:t>
+        <w:t xml:space="preserve">(−(1 − </w:t>
       </w:r>
       <w:r>
         <w:rPr>
@@ -1757,7 +1667,6 @@
         </w:rPr>
         <w:t xml:space="preserve">)) / </w:t>
       </w:r>
-      <w:proofErr w:type="spellStart"/>
       <w:r>
         <w:rPr>
           <w:rFonts w:ascii="Courier New" w:eastAsia="Courier New" w:hAnsi="Courier New" w:cs="Courier New"/>
@@ -1767,7 +1676,6 @@
         </w:rPr>
         <w:t>σn</w:t>
       </w:r>
-      <w:proofErr w:type="spellEnd"/>
       <w:r>
         <w:rPr>
           <w:rFonts w:ascii="Courier New" w:eastAsia="Courier New" w:hAnsi="Courier New" w:cs="Courier New"/>
@@ -1825,7 +1733,6 @@
         </w:rPr>
         <w:t xml:space="preserve">   = </w:t>
       </w:r>
-      <w:proofErr w:type="gramStart"/>
       <w:r>
         <w:rPr>
           <w:rFonts w:ascii="Courier New" w:eastAsia="Courier New" w:hAnsi="Courier New" w:cs="Courier New"/>
@@ -1843,18 +1750,7 @@
           <w:szCs w:val="18"/>
           <w:lang w:val="ru-RU"/>
         </w:rPr>
-        <w:t>(</w:t>
-      </w:r>
-      <w:proofErr w:type="gramEnd"/>
-      <w:r>
-        <w:rPr>
-          <w:rFonts w:ascii="Courier New" w:eastAsia="Courier New" w:hAnsi="Courier New" w:cs="Courier New"/>
-          <w:color w:val="1F3864"/>
-          <w:sz w:val="18"/>
-          <w:szCs w:val="18"/>
-          <w:lang w:val="ru-RU"/>
-        </w:rPr>
-        <w:t>−(</w:t>
+        <w:t>(−(</w:t>
       </w:r>
       <w:r>
         <w:rPr>
@@ -1932,7 +1828,6 @@
         </w:rPr>
         <w:t>)² / (2</w:t>
       </w:r>
-      <w:proofErr w:type="spellStart"/>
       <w:r>
         <w:rPr>
           <w:rFonts w:ascii="Courier New" w:eastAsia="Courier New" w:hAnsi="Courier New" w:cs="Courier New"/>
@@ -1942,7 +1837,6 @@
         </w:rPr>
         <w:t>σz</w:t>
       </w:r>
-      <w:proofErr w:type="spellEnd"/>
       <w:r>
         <w:rPr>
           <w:rFonts w:ascii="Courier New" w:eastAsia="Courier New" w:hAnsi="Courier New" w:cs="Courier New"/>
@@ -1966,81 +1860,8 @@
           <w:sz w:val="18"/>
           <w:szCs w:val="18"/>
         </w:rPr>
-        <w:t>Gr(</w:t>
-      </w:r>
-      <w:proofErr w:type="spellStart"/>
-      <w:proofErr w:type="gramStart"/>
-      <w:r>
-        <w:rPr>
-          <w:rFonts w:ascii="Courier New" w:eastAsia="Courier New" w:hAnsi="Courier New" w:cs="Courier New"/>
-          <w:color w:val="1F3864"/>
-          <w:sz w:val="18"/>
-          <w:szCs w:val="18"/>
-        </w:rPr>
-        <w:t>p,q</w:t>
-      </w:r>
-      <w:proofErr w:type="spellEnd"/>
-      <w:proofErr w:type="gramEnd"/>
-      <w:r>
-        <w:rPr>
-          <w:rFonts w:ascii="Courier New" w:eastAsia="Courier New" w:hAnsi="Courier New" w:cs="Courier New"/>
-          <w:color w:val="1F3864"/>
-          <w:sz w:val="18"/>
-          <w:szCs w:val="18"/>
-        </w:rPr>
-        <w:t xml:space="preserve">) = </w:t>
-      </w:r>
-      <w:proofErr w:type="spellStart"/>
-      <w:r>
-        <w:rPr>
-          <w:rFonts w:ascii="Courier New" w:eastAsia="Courier New" w:hAnsi="Courier New" w:cs="Courier New"/>
-          <w:color w:val="1F3864"/>
-          <w:sz w:val="18"/>
-          <w:szCs w:val="18"/>
-        </w:rPr>
-        <w:t>w_obj</w:t>
-      </w:r>
-      <w:proofErr w:type="spellEnd"/>
-      <w:r>
-        <w:rPr>
-          <w:rFonts w:ascii="Courier New" w:eastAsia="Courier New" w:hAnsi="Courier New" w:cs="Courier New"/>
-          <w:color w:val="1F3864"/>
-          <w:sz w:val="18"/>
-          <w:szCs w:val="18"/>
-        </w:rPr>
-        <w:t xml:space="preserve"> · </w:t>
-      </w:r>
-      <w:proofErr w:type="spellStart"/>
-      <w:r>
-        <w:rPr>
-          <w:rFonts w:ascii="Courier New" w:eastAsia="Courier New" w:hAnsi="Courier New" w:cs="Courier New"/>
-          <w:color w:val="1F3864"/>
-          <w:sz w:val="18"/>
-          <w:szCs w:val="18"/>
-        </w:rPr>
-        <w:t>w_n</w:t>
-      </w:r>
-      <w:proofErr w:type="spellEnd"/>
-      <w:r>
-        <w:rPr>
-          <w:rFonts w:ascii="Courier New" w:eastAsia="Courier New" w:hAnsi="Courier New" w:cs="Courier New"/>
-          <w:color w:val="1F3864"/>
-          <w:sz w:val="18"/>
-          <w:szCs w:val="18"/>
-        </w:rPr>
-        <w:t xml:space="preserve"> · </w:t>
-      </w:r>
-      <w:proofErr w:type="spellStart"/>
-      <w:r>
-        <w:rPr>
-          <w:rFonts w:ascii="Courier New" w:eastAsia="Courier New" w:hAnsi="Courier New" w:cs="Courier New"/>
-          <w:color w:val="1F3864"/>
-          <w:sz w:val="18"/>
-          <w:szCs w:val="18"/>
-        </w:rPr>
-        <w:t>w_z</w:t>
-      </w:r>
-      <w:proofErr w:type="spellEnd"/>
+        <w:t>Gr(p,q) = w_obj · w_n · w_z</w:t>
+      </w:r>
     </w:p>
     <w:p>
       <w:pPr>
@@ -2129,11 +1950,9 @@
         </w:rPr>
         <w:t>_</w:t>
       </w:r>
-      <w:proofErr w:type="spellStart"/>
       <w:r>
         <w:t>i</w:t>
       </w:r>
-      <w:proofErr w:type="spellEnd"/>
       <w:r>
         <w:rPr>
           <w:lang w:val="ru-RU"/>
@@ -2176,11 +1995,9 @@
         </w:rPr>
         <w:t>_</w:t>
       </w:r>
-      <w:proofErr w:type="spellStart"/>
       <w:r>
         <w:t>i</w:t>
       </w:r>
-      <w:proofErr w:type="spellEnd"/>
       <w:r>
         <w:rPr>
           <w:lang w:val="ru-RU"/>
@@ -2438,7 +2255,6 @@
         </w:rPr>
         <w:t>p</w:t>
       </w:r>
-      <w:proofErr w:type="gramStart"/>
       <w:r>
         <w:rPr>
           <w:rFonts w:ascii="Courier New" w:eastAsia="Courier New" w:hAnsi="Courier New" w:cs="Courier New"/>
@@ -2449,7 +2265,6 @@
         </w:rPr>
         <w:t xml:space="preserve">),   </w:t>
       </w:r>
-      <w:proofErr w:type="gramEnd"/>
       <w:r>
         <w:rPr>
           <w:rFonts w:ascii="Courier New" w:eastAsia="Courier New" w:hAnsi="Courier New" w:cs="Courier New"/>
@@ -2747,27 +2562,13 @@
         <w:rPr>
           <w:lang w:val="ru-RU"/>
         </w:rPr>
-        <w:t xml:space="preserve">Нормировка выполняется </w:t>
-      </w:r>
-      <w:proofErr w:type="spellStart"/>
-      <w:r>
-        <w:rPr>
-          <w:lang w:val="ru-RU"/>
-        </w:rPr>
-        <w:t>поком</w:t>
-      </w:r>
-      <w:r>
-        <w:rPr>
-          <w:lang w:val="ru-RU"/>
-        </w:rPr>
-        <w:t>понентно</w:t>
-      </w:r>
-      <w:proofErr w:type="spellEnd"/>
-      <w:r>
-        <w:rPr>
-          <w:lang w:val="ru-RU"/>
-        </w:rPr>
-        <w:t xml:space="preserve"> по каждому цветовому каналу — это гарантирует сохранение как локальной (в пределах объекта), так и глобальной яркости изображения. Билатеральный фильтр перераспределяет яркость, но не создаёт и не уничтожает её.</w:t>
+        <w:t>Нормировка выполняется поком</w:t>
+      </w:r>
+      <w:r>
+        <w:rPr>
+          <w:lang w:val="ru-RU"/>
+        </w:rPr>
+        <w:t>понентно по каждому цветовому каналу — это гарантирует сохранение как локальной (в пределах объекта), так и глобальной яркости изображения. Билатеральный фильтр перераспределяет яркость, но не создаёт и не уничтожает её.</w:t>
       </w:r>
     </w:p>
     <w:p>
@@ -2812,7 +2613,6 @@
         </w:rPr>
         <w:t xml:space="preserve"> выбирается медиана по подмножеству пикселей того же объекта (для которых </w:t>
       </w:r>
-      <w:proofErr w:type="gramStart"/>
       <w:r>
         <w:t>Gr</w:t>
       </w:r>
@@ -2820,14 +2620,7 @@
         <w:rPr>
           <w:lang w:val="ru-RU"/>
         </w:rPr>
-        <w:t xml:space="preserve"> &gt;</w:t>
-      </w:r>
-      <w:proofErr w:type="gramEnd"/>
-      <w:r>
-        <w:rPr>
-          <w:lang w:val="ru-RU"/>
-        </w:rPr>
-        <w:t xml:space="preserve"> 0). Поскольку </w:t>
+        <w:t xml:space="preserve"> &gt; 0). Поскольку </w:t>
       </w:r>
       <w:r>
         <w:t>w</w:t>
@@ -2865,7 +2658,6 @@
         </w:rPr>
         <w:t xml:space="preserve"> всегда положительны, условие </w:t>
       </w:r>
-      <w:proofErr w:type="gramStart"/>
       <w:r>
         <w:t>Gr</w:t>
       </w:r>
@@ -2873,14 +2665,7 @@
         <w:rPr>
           <w:lang w:val="ru-RU"/>
         </w:rPr>
-        <w:t xml:space="preserve"> &gt;</w:t>
-      </w:r>
-      <w:proofErr w:type="gramEnd"/>
-      <w:r>
-        <w:rPr>
-          <w:lang w:val="ru-RU"/>
-        </w:rPr>
-        <w:t xml:space="preserve"> 0 эквивалентно совпадению индексов объекта. Медиана не вносит новых значений яркости и устойчива к импульсному шуму;</w:t>
+        <w:t xml:space="preserve"> &gt; 0 эквивалентно совпадению индексов объекта. Медиана не вносит новых значений яркости и устойчива к импульсному шуму;</w:t>
       </w:r>
       <w:r>
         <w:rPr>
@@ -2929,76 +2714,16 @@
           <w:sz w:val="18"/>
           <w:szCs w:val="18"/>
         </w:rPr>
-        <w:t>PSNR = 10·log10(1 / MSE</w:t>
-      </w:r>
-      <w:proofErr w:type="gramStart"/>
-      <w:r>
-        <w:rPr>
-          <w:rFonts w:ascii="Courier New" w:eastAsia="Courier New" w:hAnsi="Courier New" w:cs="Courier New"/>
-          <w:color w:val="1F3864"/>
-          <w:sz w:val="18"/>
-          <w:szCs w:val="18"/>
-        </w:rPr>
-        <w:t xml:space="preserve">),   </w:t>
-      </w:r>
-      <w:proofErr w:type="gramEnd"/>
-      <w:r>
-        <w:rPr>
-          <w:rFonts w:ascii="Courier New" w:eastAsia="Courier New" w:hAnsi="Courier New" w:cs="Courier New"/>
-          <w:color w:val="1F3864"/>
-          <w:sz w:val="18"/>
-          <w:szCs w:val="18"/>
-        </w:rPr>
-        <w:t xml:space="preserve">MSE = mean((g − </w:t>
-      </w:r>
-      <w:proofErr w:type="spellStart"/>
-      <w:r>
-        <w:rPr>
-          <w:rFonts w:ascii="Courier New" w:eastAsia="Courier New" w:hAnsi="Courier New" w:cs="Courier New"/>
-          <w:color w:val="1F3864"/>
-          <w:sz w:val="18"/>
-          <w:szCs w:val="18"/>
-        </w:rPr>
-        <w:t>f_ref</w:t>
-      </w:r>
-      <w:proofErr w:type="spellEnd"/>
-      <w:r>
-        <w:rPr>
-          <w:rFonts w:ascii="Courier New" w:eastAsia="Courier New" w:hAnsi="Courier New" w:cs="Courier New"/>
-          <w:color w:val="1F3864"/>
-          <w:sz w:val="18"/>
-          <w:szCs w:val="18"/>
-        </w:rPr>
-        <w:t>)²</w:t>
-      </w:r>
-      <w:r>
-        <w:rPr>
-          <w:rFonts w:ascii="Courier New" w:eastAsia="Courier New" w:hAnsi="Courier New" w:cs="Courier New"/>
-          <w:color w:val="1F3864"/>
-          <w:sz w:val="18"/>
-          <w:szCs w:val="18"/>
-        </w:rPr>
-        <w:t xml:space="preserve">);   L1 = mean(|g − </w:t>
-      </w:r>
-      <w:proofErr w:type="spellStart"/>
-      <w:r>
-        <w:rPr>
-          <w:rFonts w:ascii="Courier New" w:eastAsia="Courier New" w:hAnsi="Courier New" w:cs="Courier New"/>
-          <w:color w:val="1F3864"/>
-          <w:sz w:val="18"/>
-          <w:szCs w:val="18"/>
-        </w:rPr>
-        <w:t>f_ref</w:t>
-      </w:r>
-      <w:proofErr w:type="spellEnd"/>
-      <w:r>
-        <w:rPr>
-          <w:rFonts w:ascii="Courier New" w:eastAsia="Courier New" w:hAnsi="Courier New" w:cs="Courier New"/>
-          <w:color w:val="1F3864"/>
-          <w:sz w:val="18"/>
-          <w:szCs w:val="18"/>
-        </w:rPr>
-        <w:t>|).</w:t>
+        <w:t>PSNR = 10·log10(1 / MSE),   MSE = mean((g − f_ref)²</w:t>
+      </w:r>
+      <w:r>
+        <w:rPr>
+          <w:rFonts w:ascii="Courier New" w:eastAsia="Courier New" w:hAnsi="Courier New" w:cs="Courier New"/>
+          <w:color w:val="1F3864"/>
+          <w:sz w:val="18"/>
+          <w:szCs w:val="18"/>
+        </w:rPr>
+        <w:t>);   L1 = mean(|g − f_ref|).</w:t>
       </w:r>
     </w:p>
     <w:p>
@@ -3041,27 +2766,11 @@
         <w:rPr>
           <w:lang w:val="ru-RU"/>
         </w:rPr>
-        <w:t xml:space="preserve">с использованием </w:t>
-      </w:r>
-      <w:proofErr w:type="spellStart"/>
-      <w:r>
-        <w:rPr>
-          <w:lang w:val="ru-RU"/>
-        </w:rPr>
-        <w:t>библитотек</w:t>
-      </w:r>
-      <w:proofErr w:type="spellEnd"/>
-      <w:r>
-        <w:rPr>
-          <w:lang w:val="ru-RU"/>
-        </w:rPr>
-        <w:t xml:space="preserve"> </w:t>
-      </w:r>
-      <w:proofErr w:type="spellStart"/>
+        <w:t xml:space="preserve">с использованием библитотек </w:t>
+      </w:r>
       <w:r>
         <w:t>numpy</w:t>
       </w:r>
-      <w:proofErr w:type="spellEnd"/>
       <w:r>
         <w:rPr>
           <w:lang w:val="ru-RU"/>
@@ -3117,22 +2826,18 @@
         </w:rPr>
         <w:t>_</w:t>
       </w:r>
-      <w:proofErr w:type="spellStart"/>
       <w:r>
         <w:t>aov</w:t>
       </w:r>
-      <w:proofErr w:type="spellEnd"/>
       <w:r>
         <w:rPr>
           <w:lang w:val="ru-RU"/>
         </w:rPr>
         <w:t>.</w:t>
       </w:r>
-      <w:proofErr w:type="spellStart"/>
       <w:r>
         <w:t>py</w:t>
       </w:r>
-      <w:proofErr w:type="spellEnd"/>
       <w:r>
         <w:rPr>
           <w:lang w:val="ru-RU"/>
@@ -3211,11 +2916,9 @@
         </w:rPr>
         <w:t xml:space="preserve"> формате (</w:t>
       </w:r>
-      <w:proofErr w:type="spellStart"/>
       <w:r>
         <w:t>numpy</w:t>
       </w:r>
-      <w:proofErr w:type="spellEnd"/>
       <w:r>
         <w:rPr>
           <w:lang w:val="ru-RU"/>
@@ -3252,25 +2955,15 @@
         </w:rPr>
         <w:t xml:space="preserve">) считаются по лучу через центр пикселя (чёткие, без шума), яркость — усреднением по </w:t>
       </w:r>
-      <w:proofErr w:type="spellStart"/>
       <w:r>
         <w:t>spp</w:t>
       </w:r>
-      <w:proofErr w:type="spellEnd"/>
-      <w:r>
-        <w:rPr>
-          <w:lang w:val="ru-RU"/>
-        </w:rPr>
-        <w:t xml:space="preserve"> с </w:t>
-      </w:r>
-      <w:proofErr w:type="spellStart"/>
-      <w:r>
-        <w:rPr>
-          <w:lang w:val="ru-RU"/>
-        </w:rPr>
-        <w:t>антиалиасингом</w:t>
-      </w:r>
-      <w:proofErr w:type="spellEnd"/>
+      <w:r>
+        <w:rPr>
+          <w:lang w:val="ru-RU"/>
+        </w:rPr>
+        <w:t xml:space="preserve"> с антиалиасингом</w:t>
+      </w:r>
     </w:p>
     <w:p>
       <w:pPr>
@@ -3299,11 +2992,9 @@
         </w:rPr>
         <w:t>.</w:t>
       </w:r>
-      <w:proofErr w:type="spellStart"/>
       <w:r>
         <w:t>py</w:t>
       </w:r>
-      <w:proofErr w:type="spellEnd"/>
       <w:r>
         <w:rPr>
           <w:lang w:val="ru-RU"/>
@@ -3614,11 +3305,9 @@
         </w:rPr>
         <w:t>.</w:t>
       </w:r>
-      <w:proofErr w:type="spellStart"/>
       <w:r>
         <w:t>py</w:t>
       </w:r>
-      <w:proofErr w:type="spellEnd"/>
       <w:r>
         <w:rPr>
           <w:lang w:val="ru-RU"/>
@@ -3650,21 +3339,7 @@
         <w:rPr>
           <w:lang w:val="ru-RU"/>
         </w:rPr>
-        <w:t xml:space="preserve">, сложение, </w:t>
-      </w:r>
-      <w:proofErr w:type="spellStart"/>
-      <w:r>
-        <w:rPr>
-          <w:lang w:val="ru-RU"/>
-        </w:rPr>
-        <w:t>энергонормировка</w:t>
-      </w:r>
-      <w:proofErr w:type="spellEnd"/>
-      <w:r>
-        <w:rPr>
-          <w:lang w:val="ru-RU"/>
-        </w:rPr>
-        <w:t xml:space="preserve">, расчёт </w:t>
+        <w:t xml:space="preserve">, сложение, энергонормировка, расчёт </w:t>
       </w:r>
       <w:r>
         <w:t>PSNR</w:t>
@@ -3736,11 +3411,9 @@
         </w:rPr>
         <w:t>.</w:t>
       </w:r>
-      <w:proofErr w:type="spellStart"/>
       <w:r>
         <w:t>py</w:t>
       </w:r>
-      <w:proofErr w:type="spellEnd"/>
       <w:r>
         <w:rPr>
           <w:lang w:val="ru-RU"/>
@@ -3764,55 +3437,18 @@
         <w:spacing w:after="70"/>
       </w:pPr>
       <w:r>
-        <w:t xml:space="preserve">tests/test_bilateral.py — 27 </w:t>
-      </w:r>
-      <w:proofErr w:type="spellStart"/>
-      <w:r>
-        <w:t>юнит-тестов</w:t>
-      </w:r>
-      <w:proofErr w:type="spellEnd"/>
-      <w:r>
-        <w:t xml:space="preserve"> </w:t>
-      </w:r>
-      <w:proofErr w:type="spellStart"/>
-      <w:r>
-        <w:t>на</w:t>
-      </w:r>
-      <w:proofErr w:type="spellEnd"/>
-      <w:r>
-        <w:t xml:space="preserve"> </w:t>
-      </w:r>
-      <w:proofErr w:type="spellStart"/>
-      <w:r>
-        <w:t>pytest</w:t>
-      </w:r>
-      <w:proofErr w:type="spellEnd"/>
-      <w:r>
-        <w:t>.</w:t>
+        <w:t>tests/test_bilateral.py — 27 юнит-тестов на pytest.</w:t>
       </w:r>
     </w:p>
     <w:p>
       <w:pPr>
         <w:spacing w:after="120"/>
       </w:pPr>
-      <w:proofErr w:type="spellStart"/>
-      <w:r>
-        <w:t>Команды</w:t>
-      </w:r>
-      <w:proofErr w:type="spellEnd"/>
-      <w:r>
-        <w:t xml:space="preserve"> </w:t>
-      </w:r>
-      <w:proofErr w:type="spellStart"/>
-      <w:r>
-        <w:t>в</w:t>
-      </w:r>
-      <w:r>
-        <w:t>оспроизведения</w:t>
-      </w:r>
-      <w:proofErr w:type="spellEnd"/>
-      <w:r>
-        <w:t>:</w:t>
+      <w:r>
+        <w:t>Команды в</w:t>
+      </w:r>
+      <w:r>
+        <w:t>оспроизведения:</w:t>
       </w:r>
     </w:p>
     <w:p>
@@ -3827,59 +3463,8 @@
           <w:sz w:val="18"/>
           <w:szCs w:val="18"/>
         </w:rPr>
-        <w:t xml:space="preserve"># </w:t>
-      </w:r>
-      <w:proofErr w:type="spellStart"/>
-      <w:r>
-        <w:rPr>
-          <w:rFonts w:ascii="Courier New" w:eastAsia="Courier New" w:hAnsi="Courier New" w:cs="Courier New"/>
-          <w:color w:val="1F3864"/>
-          <w:sz w:val="18"/>
-          <w:szCs w:val="18"/>
-        </w:rPr>
-        <w:t>шумный</w:t>
-      </w:r>
-      <w:proofErr w:type="spellEnd"/>
-      <w:r>
-        <w:rPr>
-          <w:rFonts w:ascii="Courier New" w:eastAsia="Courier New" w:hAnsi="Courier New" w:cs="Courier New"/>
-          <w:color w:val="1F3864"/>
-          <w:sz w:val="18"/>
-          <w:szCs w:val="18"/>
-        </w:rPr>
-        <w:t xml:space="preserve"> </w:t>
-      </w:r>
-      <w:proofErr w:type="spellStart"/>
-      <w:r>
-        <w:rPr>
-          <w:rFonts w:ascii="Courier New" w:eastAsia="Courier New" w:hAnsi="Courier New" w:cs="Courier New"/>
-          <w:color w:val="1F3864"/>
-          <w:sz w:val="18"/>
-          <w:szCs w:val="18"/>
-        </w:rPr>
-        <w:t>кадр</w:t>
-      </w:r>
-      <w:proofErr w:type="spellEnd"/>
-      <w:r>
-        <w:rPr>
-          <w:rFonts w:ascii="Courier New" w:eastAsia="Courier New" w:hAnsi="Courier New" w:cs="Courier New"/>
-          <w:color w:val="1F3864"/>
-          <w:sz w:val="18"/>
-          <w:szCs w:val="18"/>
-        </w:rPr>
-        <w:t xml:space="preserve"> 4 </w:t>
-      </w:r>
-      <w:proofErr w:type="spellStart"/>
-      <w:r>
-        <w:rPr>
-          <w:rFonts w:ascii="Courier New" w:eastAsia="Courier New" w:hAnsi="Courier New" w:cs="Courier New"/>
-          <w:color w:val="1F3864"/>
-          <w:sz w:val="18"/>
-          <w:szCs w:val="18"/>
-        </w:rPr>
-        <w:t>spp</w:t>
-      </w:r>
-      <w:proofErr w:type="spellEnd"/>
+        <w:t># шумный кадр 4 spp</w:t>
+      </w:r>
     </w:p>
     <w:p>
       <w:pPr>
@@ -3909,19 +3494,8 @@
           <w:szCs w:val="18"/>
         </w:rPr>
         <w:lastRenderedPageBreak/>
-        <w:t xml:space="preserve">    --max-depth 5 --output outputs/</w:t>
-      </w:r>
-      <w:proofErr w:type="spellStart"/>
-      <w:r>
-        <w:rPr>
-          <w:rFonts w:ascii="Courier New" w:eastAsia="Courier New" w:hAnsi="Courier New" w:cs="Courier New"/>
-          <w:color w:val="1F3864"/>
-          <w:sz w:val="18"/>
-          <w:szCs w:val="18"/>
-        </w:rPr>
-        <w:t>aov.npz</w:t>
-      </w:r>
-      <w:proofErr w:type="spellEnd"/>
+        <w:t xml:space="preserve">    --max-depth 5 --output outputs/aov.npz</w:t>
+      </w:r>
     </w:p>
     <w:p>
       <w:pPr>
@@ -3935,39 +3509,8 @@
           <w:sz w:val="18"/>
           <w:szCs w:val="18"/>
         </w:rPr>
-        <w:t xml:space="preserve"># </w:t>
-      </w:r>
-      <w:proofErr w:type="spellStart"/>
-      <w:r>
-        <w:rPr>
-          <w:rFonts w:ascii="Courier New" w:eastAsia="Courier New" w:hAnsi="Courier New" w:cs="Courier New"/>
-          <w:color w:val="1F3864"/>
-          <w:sz w:val="18"/>
-          <w:szCs w:val="18"/>
-        </w:rPr>
-        <w:t>эталон</w:t>
-      </w:r>
-      <w:proofErr w:type="spellEnd"/>
-      <w:r>
-        <w:rPr>
-          <w:rFonts w:ascii="Courier New" w:eastAsia="Courier New" w:hAnsi="Courier New" w:cs="Courier New"/>
-          <w:color w:val="1F3864"/>
-          <w:sz w:val="18"/>
-          <w:szCs w:val="18"/>
-        </w:rPr>
-        <w:t xml:space="preserve"> 24 </w:t>
-      </w:r>
-      <w:proofErr w:type="spellStart"/>
-      <w:r>
-        <w:rPr>
-          <w:rFonts w:ascii="Courier New" w:eastAsia="Courier New" w:hAnsi="Courier New" w:cs="Courier New"/>
-          <w:color w:val="1F3864"/>
-          <w:sz w:val="18"/>
-          <w:szCs w:val="18"/>
-        </w:rPr>
-        <w:t>spp</w:t>
-      </w:r>
-      <w:proofErr w:type="spellEnd"/>
+        <w:t># эталон 24 spp</w:t>
+      </w:r>
     </w:p>
     <w:p>
       <w:pPr>
@@ -3996,17 +3539,7 @@
           <w:sz w:val="18"/>
           <w:szCs w:val="18"/>
         </w:rPr>
-        <w:t xml:space="preserve">    --max-depth 6 --output outputs/</w:t>
-      </w:r>
-      <w:proofErr w:type="spellStart"/>
-      <w:r>
-        <w:rPr>
-          <w:rFonts w:ascii="Courier New" w:eastAsia="Courier New" w:hAnsi="Courier New" w:cs="Courier New"/>
-          <w:color w:val="1F3864"/>
-          <w:sz w:val="18"/>
-          <w:szCs w:val="18"/>
-        </w:rPr>
-        <w:t>refer</w:t>
+        <w:t xml:space="preserve">    --max-depth 6 --output outputs/refer</w:t>
       </w:r>
       <w:r>
         <w:rPr>
@@ -4017,7 +3550,6 @@
         </w:rPr>
         <w:t>ence.npz</w:t>
       </w:r>
-      <w:proofErr w:type="spellEnd"/>
     </w:p>
     <w:p>
       <w:pPr>
@@ -4092,29 +3624,7 @@
           <w:szCs w:val="18"/>
           <w:lang w:val="ru-RU"/>
         </w:rPr>
-        <w:t xml:space="preserve"> + </w:t>
-      </w:r>
-      <w:proofErr w:type="spellStart"/>
-      <w:r>
-        <w:rPr>
-          <w:rFonts w:ascii="Courier New" w:eastAsia="Courier New" w:hAnsi="Courier New" w:cs="Courier New"/>
-          <w:color w:val="1F3864"/>
-          <w:sz w:val="18"/>
-          <w:szCs w:val="18"/>
-          <w:lang w:val="ru-RU"/>
-        </w:rPr>
-        <w:t>энергонормировка</w:t>
-      </w:r>
-      <w:proofErr w:type="spellEnd"/>
-      <w:r>
-        <w:rPr>
-          <w:rFonts w:ascii="Courier New" w:eastAsia="Courier New" w:hAnsi="Courier New" w:cs="Courier New"/>
-          <w:color w:val="1F3864"/>
-          <w:sz w:val="18"/>
-          <w:szCs w:val="18"/>
-          <w:lang w:val="ru-RU"/>
-        </w:rPr>
-        <w:t>)</w:t>
+        <w:t xml:space="preserve"> + энергонормировка)</w:t>
       </w:r>
     </w:p>
     <w:p>
@@ -4129,67 +3639,7 @@
           <w:sz w:val="18"/>
           <w:szCs w:val="18"/>
         </w:rPr>
-        <w:t>python main.py --</w:t>
-      </w:r>
-      <w:proofErr w:type="spellStart"/>
-      <w:r>
-        <w:rPr>
-          <w:rFonts w:ascii="Courier New" w:eastAsia="Courier New" w:hAnsi="Courier New" w:cs="Courier New"/>
-          <w:color w:val="1F3864"/>
-          <w:sz w:val="18"/>
-          <w:szCs w:val="18"/>
-        </w:rPr>
-        <w:t>aov</w:t>
-      </w:r>
-      <w:proofErr w:type="spellEnd"/>
-      <w:r>
-        <w:rPr>
-          <w:rFonts w:ascii="Courier New" w:eastAsia="Courier New" w:hAnsi="Courier New" w:cs="Courier New"/>
-          <w:color w:val="1F3864"/>
-          <w:sz w:val="18"/>
-          <w:szCs w:val="18"/>
-        </w:rPr>
-        <w:t xml:space="preserve"> outputs/</w:t>
-      </w:r>
-      <w:proofErr w:type="spellStart"/>
-      <w:r>
-        <w:rPr>
-          <w:rFonts w:ascii="Courier New" w:eastAsia="Courier New" w:hAnsi="Courier New" w:cs="Courier New"/>
-          <w:color w:val="1F3864"/>
-          <w:sz w:val="18"/>
-          <w:szCs w:val="18"/>
-        </w:rPr>
-        <w:t>aov.npz</w:t>
-      </w:r>
-      <w:proofErr w:type="spellEnd"/>
-      <w:r>
-        <w:rPr>
-          <w:rFonts w:ascii="Courier New" w:eastAsia="Courier New" w:hAnsi="Courier New" w:cs="Courier New"/>
-          <w:color w:val="1F3864"/>
-          <w:sz w:val="18"/>
-          <w:szCs w:val="18"/>
-        </w:rPr>
-        <w:t xml:space="preserve"> --reference outputs/</w:t>
-      </w:r>
-      <w:proofErr w:type="spellStart"/>
-      <w:r>
-        <w:rPr>
-          <w:rFonts w:ascii="Courier New" w:eastAsia="Courier New" w:hAnsi="Courier New" w:cs="Courier New"/>
-          <w:color w:val="1F3864"/>
-          <w:sz w:val="18"/>
-          <w:szCs w:val="18"/>
-        </w:rPr>
-        <w:t>reference.npz</w:t>
-      </w:r>
-      <w:proofErr w:type="spellEnd"/>
-      <w:r>
-        <w:rPr>
-          <w:rFonts w:ascii="Courier New" w:eastAsia="Courier New" w:hAnsi="Courier New" w:cs="Courier New"/>
-          <w:color w:val="1F3864"/>
-          <w:sz w:val="18"/>
-          <w:szCs w:val="18"/>
-        </w:rPr>
-        <w:t xml:space="preserve"> \</w:t>
+        <w:t>python main.py --aov outputs/aov.npz --reference outputs/reference.npz \</w:t>
       </w:r>
     </w:p>
     <w:p>
@@ -4243,19 +3693,8 @@
           <w:sz w:val="18"/>
           <w:szCs w:val="18"/>
         </w:rPr>
-        <w:t># median-</w:t>
-      </w:r>
-      <w:proofErr w:type="spellStart"/>
-      <w:r>
-        <w:rPr>
-          <w:rFonts w:ascii="Courier New" w:eastAsia="Courier New" w:hAnsi="Courier New" w:cs="Courier New"/>
-          <w:color w:val="1F3864"/>
-          <w:sz w:val="18"/>
-          <w:szCs w:val="18"/>
-        </w:rPr>
-        <w:t>фильтр</w:t>
-      </w:r>
-      <w:proofErr w:type="spellEnd"/>
+        <w:t># median-фильтр</w:t>
+      </w:r>
     </w:p>
     <w:p>
       <w:pPr>
@@ -4269,67 +3708,7 @@
           <w:sz w:val="18"/>
           <w:szCs w:val="18"/>
         </w:rPr>
-        <w:t>python main.py --</w:t>
-      </w:r>
-      <w:proofErr w:type="spellStart"/>
-      <w:r>
-        <w:rPr>
-          <w:rFonts w:ascii="Courier New" w:eastAsia="Courier New" w:hAnsi="Courier New" w:cs="Courier New"/>
-          <w:color w:val="1F3864"/>
-          <w:sz w:val="18"/>
-          <w:szCs w:val="18"/>
-        </w:rPr>
-        <w:t>aov</w:t>
-      </w:r>
-      <w:proofErr w:type="spellEnd"/>
-      <w:r>
-        <w:rPr>
-          <w:rFonts w:ascii="Courier New" w:eastAsia="Courier New" w:hAnsi="Courier New" w:cs="Courier New"/>
-          <w:color w:val="1F3864"/>
-          <w:sz w:val="18"/>
-          <w:szCs w:val="18"/>
-        </w:rPr>
-        <w:t xml:space="preserve"> outputs/</w:t>
-      </w:r>
-      <w:proofErr w:type="spellStart"/>
-      <w:r>
-        <w:rPr>
-          <w:rFonts w:ascii="Courier New" w:eastAsia="Courier New" w:hAnsi="Courier New" w:cs="Courier New"/>
-          <w:color w:val="1F3864"/>
-          <w:sz w:val="18"/>
-          <w:szCs w:val="18"/>
-        </w:rPr>
-        <w:t>aov.npz</w:t>
-      </w:r>
-      <w:proofErr w:type="spellEnd"/>
-      <w:r>
-        <w:rPr>
-          <w:rFonts w:ascii="Courier New" w:eastAsia="Courier New" w:hAnsi="Courier New" w:cs="Courier New"/>
-          <w:color w:val="1F3864"/>
-          <w:sz w:val="18"/>
-          <w:szCs w:val="18"/>
-        </w:rPr>
-        <w:t xml:space="preserve"> --reference outputs/</w:t>
-      </w:r>
-      <w:proofErr w:type="spellStart"/>
-      <w:r>
-        <w:rPr>
-          <w:rFonts w:ascii="Courier New" w:eastAsia="Courier New" w:hAnsi="Courier New" w:cs="Courier New"/>
-          <w:color w:val="1F3864"/>
-          <w:sz w:val="18"/>
-          <w:szCs w:val="18"/>
-        </w:rPr>
-        <w:t>reference.npz</w:t>
-      </w:r>
-      <w:proofErr w:type="spellEnd"/>
-      <w:r>
-        <w:rPr>
-          <w:rFonts w:ascii="Courier New" w:eastAsia="Courier New" w:hAnsi="Courier New" w:cs="Courier New"/>
-          <w:color w:val="1F3864"/>
-          <w:sz w:val="18"/>
-          <w:szCs w:val="18"/>
-        </w:rPr>
-        <w:t xml:space="preserve"> \</w:t>
+        <w:t>python main.py --aov outputs/aov.npz --reference outputs/reference.npz \</w:t>
       </w:r>
     </w:p>
     <w:p>
@@ -4352,29 +3731,8 @@
         <w:pStyle w:val="1"/>
       </w:pPr>
       <w:r>
-        <w:t xml:space="preserve">5. </w:t>
-      </w:r>
-      <w:proofErr w:type="spellStart"/>
-      <w:r>
-        <w:t>Параметры</w:t>
-      </w:r>
-      <w:proofErr w:type="spellEnd"/>
-      <w:r>
-        <w:t xml:space="preserve"> </w:t>
-      </w:r>
-      <w:proofErr w:type="spellStart"/>
-      <w:r>
-        <w:t>по</w:t>
-      </w:r>
-      <w:proofErr w:type="spellEnd"/>
-      <w:r>
-        <w:t xml:space="preserve"> </w:t>
-      </w:r>
-      <w:proofErr w:type="spellStart"/>
-      <w:r>
-        <w:t>умолчанию</w:t>
-      </w:r>
-      <w:proofErr w:type="spellEnd"/>
+        <w:t>5. Параметры по умолчанию</w:t>
+      </w:r>
     </w:p>
     <w:p>
       <w:pPr>
@@ -4431,7 +3789,6 @@
             </w:tcMar>
           </w:tcPr>
           <w:p>
-            <w:proofErr w:type="spellStart"/>
             <w:r>
               <w:rPr>
                 <w:b/>
@@ -4442,7 +3799,6 @@
               </w:rPr>
               <w:t>Параметр</w:t>
             </w:r>
-            <w:proofErr w:type="spellEnd"/>
           </w:p>
         </w:tc>
         <w:tc>
@@ -4463,7 +3819,6 @@
             </w:tcMar>
           </w:tcPr>
           <w:p>
-            <w:proofErr w:type="spellStart"/>
             <w:r>
               <w:rPr>
                 <w:b/>
@@ -4474,7 +3829,6 @@
               </w:rPr>
               <w:t>Значение</w:t>
             </w:r>
-            <w:proofErr w:type="spellEnd"/>
           </w:p>
         </w:tc>
         <w:tc>
@@ -4495,7 +3849,6 @@
             </w:tcMar>
           </w:tcPr>
           <w:p>
-            <w:proofErr w:type="spellStart"/>
             <w:r>
               <w:rPr>
                 <w:b/>
@@ -4506,7 +3859,6 @@
               </w:rPr>
               <w:t>Обоснование</w:t>
             </w:r>
-            <w:proofErr w:type="spellEnd"/>
           </w:p>
         </w:tc>
       </w:tr>
@@ -4534,7 +3886,6 @@
             </w:tcMar>
           </w:tcPr>
           <w:p>
-            <w:proofErr w:type="spellStart"/>
             <w:r>
               <w:rPr>
                 <w:sz w:val="20"/>
@@ -4542,7 +3893,6 @@
               </w:rPr>
               <w:t>σs</w:t>
             </w:r>
-            <w:proofErr w:type="spellEnd"/>
           </w:p>
         </w:tc>
         <w:tc>
@@ -4601,7 +3951,6 @@
               </w:rPr>
               <w:t xml:space="preserve">≈ 3 пикселя — масштаб сглаживания шума при 4 </w:t>
             </w:r>
-            <w:proofErr w:type="spellStart"/>
             <w:r>
               <w:rPr>
                 <w:sz w:val="20"/>
@@ -4609,7 +3958,6 @@
               </w:rPr>
               <w:t>spp</w:t>
             </w:r>
-            <w:proofErr w:type="spellEnd"/>
           </w:p>
         </w:tc>
       </w:tr>
@@ -4637,7 +3985,6 @@
             </w:tcMar>
           </w:tcPr>
           <w:p>
-            <w:proofErr w:type="spellStart"/>
             <w:r>
               <w:rPr>
                 <w:sz w:val="20"/>
@@ -4645,7 +3992,6 @@
               </w:rPr>
               <w:t>σn</w:t>
             </w:r>
-            <w:proofErr w:type="spellEnd"/>
           </w:p>
         </w:tc>
         <w:tc>
@@ -4691,53 +4037,12 @@
             </w:tcMar>
           </w:tcPr>
           <w:p>
-            <w:proofErr w:type="spellStart"/>
             <w:r>
               <w:rPr>
                 <w:sz w:val="20"/>
                 <w:szCs w:val="20"/>
               </w:rPr>
-              <w:t>допуск</w:t>
-            </w:r>
-            <w:proofErr w:type="spellEnd"/>
-            <w:r>
-              <w:rPr>
-                <w:sz w:val="20"/>
-                <w:szCs w:val="20"/>
-              </w:rPr>
-              <w:t xml:space="preserve"> к </w:t>
-            </w:r>
-            <w:proofErr w:type="spellStart"/>
-            <w:r>
-              <w:rPr>
-                <w:sz w:val="20"/>
-                <w:szCs w:val="20"/>
-              </w:rPr>
-              <w:t>разнице</w:t>
-            </w:r>
-            <w:proofErr w:type="spellEnd"/>
-            <w:r>
-              <w:rPr>
-                <w:sz w:val="20"/>
-                <w:szCs w:val="20"/>
-              </w:rPr>
-              <w:t xml:space="preserve"> </w:t>
-            </w:r>
-            <w:proofErr w:type="spellStart"/>
-            <w:r>
-              <w:rPr>
-                <w:sz w:val="20"/>
-                <w:szCs w:val="20"/>
-              </w:rPr>
-              <w:t>нормалей</w:t>
-            </w:r>
-            <w:proofErr w:type="spellEnd"/>
-            <w:r>
-              <w:rPr>
-                <w:sz w:val="20"/>
-                <w:szCs w:val="20"/>
-              </w:rPr>
-              <w:t xml:space="preserve"> ~ 30°</w:t>
+              <w:t>допуск к разнице нормалей ~ 30°</w:t>
             </w:r>
           </w:p>
         </w:tc>
@@ -4766,7 +4071,6 @@
             </w:tcMar>
           </w:tcPr>
           <w:p>
-            <w:proofErr w:type="spellStart"/>
             <w:r>
               <w:rPr>
                 <w:sz w:val="20"/>
@@ -4774,7 +4078,6 @@
               </w:rPr>
               <w:t>σz</w:t>
             </w:r>
-            <w:proofErr w:type="spellEnd"/>
           </w:p>
         </w:tc>
         <w:tc>
@@ -4939,18 +4242,8 @@
                 <w:szCs w:val="20"/>
                 <w:lang w:val="ru-RU"/>
               </w:rPr>
-              <w:t xml:space="preserve">, но </w:t>
+              <w:t>, но затратнее</w:t>
             </w:r>
-            <w:proofErr w:type="spellStart"/>
-            <w:r>
-              <w:rPr>
-                <w:sz w:val="20"/>
-                <w:szCs w:val="20"/>
-                <w:lang w:val="ru-RU"/>
-              </w:rPr>
-              <w:t>затратнее</w:t>
-            </w:r>
-            <w:proofErr w:type="spellEnd"/>
           </w:p>
         </w:tc>
       </w:tr>
@@ -4990,22 +4283,18 @@
         </w:rPr>
         <w:t xml:space="preserve">На рис. 1 показаны шумный кадр (4 </w:t>
       </w:r>
-      <w:proofErr w:type="spellStart"/>
       <w:r>
         <w:t>spp</w:t>
       </w:r>
-      <w:proofErr w:type="spellEnd"/>
       <w:r>
         <w:rPr>
           <w:lang w:val="ru-RU"/>
         </w:rPr>
         <w:t xml:space="preserve">), эталон (24 </w:t>
       </w:r>
-      <w:proofErr w:type="spellStart"/>
       <w:r>
         <w:t>spp</w:t>
       </w:r>
-      <w:proofErr w:type="spellEnd"/>
       <w:r>
         <w:rPr>
           <w:lang w:val="ru-RU"/>
@@ -5105,7 +4394,6 @@
               <w:spacing w:before="40"/>
               <w:jc w:val="center"/>
             </w:pPr>
-            <w:proofErr w:type="spellStart"/>
             <w:r>
               <w:rPr>
                 <w:i/>
@@ -5114,40 +4402,7 @@
                 <w:sz w:val="16"/>
                 <w:szCs w:val="16"/>
               </w:rPr>
-              <w:t>Шумный</w:t>
-            </w:r>
-            <w:proofErr w:type="spellEnd"/>
-            <w:r>
-              <w:rPr>
-                <w:i/>
-                <w:iCs/>
-                <w:color w:val="555555"/>
-                <w:sz w:val="16"/>
-                <w:szCs w:val="16"/>
-              </w:rPr>
-              <w:t xml:space="preserve"> (4 </w:t>
-            </w:r>
-            <w:proofErr w:type="spellStart"/>
-            <w:r>
-              <w:rPr>
-                <w:i/>
-                <w:iCs/>
-                <w:color w:val="555555"/>
-                <w:sz w:val="16"/>
-                <w:szCs w:val="16"/>
-              </w:rPr>
-              <w:t>spp</w:t>
-            </w:r>
-            <w:proofErr w:type="spellEnd"/>
-            <w:r>
-              <w:rPr>
-                <w:i/>
-                <w:iCs/>
-                <w:color w:val="555555"/>
-                <w:sz w:val="16"/>
-                <w:szCs w:val="16"/>
-              </w:rPr>
-              <w:t>)</w:t>
+              <w:t>Шумный (4 spp)</w:t>
             </w:r>
           </w:p>
         </w:tc>
@@ -5214,7 +4469,6 @@
               <w:spacing w:before="40"/>
               <w:jc w:val="center"/>
             </w:pPr>
-            <w:proofErr w:type="spellStart"/>
             <w:r>
               <w:rPr>
                 <w:i/>
@@ -5223,40 +4477,7 @@
                 <w:sz w:val="16"/>
                 <w:szCs w:val="16"/>
               </w:rPr>
-              <w:t>Эталон</w:t>
-            </w:r>
-            <w:proofErr w:type="spellEnd"/>
-            <w:r>
-              <w:rPr>
-                <w:i/>
-                <w:iCs/>
-                <w:color w:val="555555"/>
-                <w:sz w:val="16"/>
-                <w:szCs w:val="16"/>
-              </w:rPr>
-              <w:t xml:space="preserve"> (24 </w:t>
-            </w:r>
-            <w:proofErr w:type="spellStart"/>
-            <w:r>
-              <w:rPr>
-                <w:i/>
-                <w:iCs/>
-                <w:color w:val="555555"/>
-                <w:sz w:val="16"/>
-                <w:szCs w:val="16"/>
-              </w:rPr>
-              <w:t>spp</w:t>
-            </w:r>
-            <w:proofErr w:type="spellEnd"/>
-            <w:r>
-              <w:rPr>
-                <w:i/>
-                <w:iCs/>
-                <w:color w:val="555555"/>
-                <w:sz w:val="16"/>
-                <w:szCs w:val="16"/>
-              </w:rPr>
-              <w:t>)</w:t>
+              <w:t>Эталон (24 spp)</w:t>
             </w:r>
           </w:p>
         </w:tc>
@@ -5441,20 +4662,8 @@
                 <w:sz w:val="16"/>
                 <w:szCs w:val="16"/>
               </w:rPr>
-              <w:t>Mean-</w:t>
+              <w:t>Mean-фильтр</w:t>
             </w:r>
-            <w:proofErr w:type="spellStart"/>
-            <w:r>
-              <w:rPr>
-                <w:i/>
-                <w:iCs/>
-                <w:color w:val="555555"/>
-                <w:sz w:val="16"/>
-                <w:szCs w:val="16"/>
-              </w:rPr>
-              <w:t>фильтр</w:t>
-            </w:r>
-            <w:proofErr w:type="spellEnd"/>
           </w:p>
         </w:tc>
         <w:tc>
@@ -5528,20 +4737,8 @@
                 <w:sz w:val="16"/>
                 <w:szCs w:val="16"/>
               </w:rPr>
-              <w:t>Median-</w:t>
+              <w:t>Median-фильтр</w:t>
             </w:r>
-            <w:proofErr w:type="spellStart"/>
-            <w:r>
-              <w:rPr>
-                <w:i/>
-                <w:iCs/>
-                <w:color w:val="555555"/>
-                <w:sz w:val="16"/>
-                <w:szCs w:val="16"/>
-              </w:rPr>
-              <w:t>фильтр</w:t>
-            </w:r>
-            <w:proofErr w:type="spellEnd"/>
           </w:p>
         </w:tc>
       </w:tr>
@@ -5597,29 +4794,8 @@
         <w:pStyle w:val="1"/>
       </w:pPr>
       <w:r>
-        <w:t xml:space="preserve">7. </w:t>
-      </w:r>
-      <w:proofErr w:type="spellStart"/>
-      <w:r>
-        <w:t>Метрики</w:t>
-      </w:r>
-      <w:proofErr w:type="spellEnd"/>
-      <w:r>
-        <w:t xml:space="preserve"> и </w:t>
-      </w:r>
-      <w:proofErr w:type="spellStart"/>
-      <w:r>
-        <w:t>проверка</w:t>
-      </w:r>
-      <w:proofErr w:type="spellEnd"/>
-      <w:r>
-        <w:t xml:space="preserve"> </w:t>
-      </w:r>
-      <w:proofErr w:type="spellStart"/>
-      <w:r>
-        <w:t>корректности</w:t>
-      </w:r>
-      <w:proofErr w:type="spellEnd"/>
+        <w:t>7. Метрики и проверка корректности</w:t>
+      </w:r>
     </w:p>
     <w:p>
       <w:pPr>
@@ -5676,7 +4852,6 @@
             </w:tcMar>
           </w:tcPr>
           <w:p>
-            <w:proofErr w:type="spellStart"/>
             <w:r>
               <w:rPr>
                 <w:b/>
@@ -5687,7 +4862,6 @@
               </w:rPr>
               <w:t>Изображение</w:t>
             </w:r>
-            <w:proofErr w:type="spellEnd"/>
           </w:p>
         </w:tc>
         <w:tc>
@@ -5716,20 +4890,8 @@
                 <w:sz w:val="20"/>
                 <w:szCs w:val="20"/>
               </w:rPr>
-              <w:t xml:space="preserve">PSNR, </w:t>
+              <w:t>PSNR, дБ</w:t>
             </w:r>
-            <w:proofErr w:type="spellStart"/>
-            <w:r>
-              <w:rPr>
-                <w:b/>
-                <w:bCs/>
-                <w:color w:val="FFFFFF"/>
-                <w:sz w:val="20"/>
-                <w:szCs w:val="20"/>
-              </w:rPr>
-              <w:t>дБ</w:t>
-            </w:r>
-            <w:proofErr w:type="spellEnd"/>
           </w:p>
         </w:tc>
         <w:tc>
@@ -5787,63 +4949,13 @@
             </w:tcMar>
           </w:tcPr>
           <w:p>
-            <w:proofErr w:type="spellStart"/>
             <w:r>
               <w:rPr>
                 <w:sz w:val="20"/>
                 <w:szCs w:val="20"/>
               </w:rPr>
-              <w:t>шумный</w:t>
+              <w:t>шумный (4 spp) против эталона</w:t>
             </w:r>
-            <w:proofErr w:type="spellEnd"/>
-            <w:r>
-              <w:rPr>
-                <w:sz w:val="20"/>
-                <w:szCs w:val="20"/>
-              </w:rPr>
-              <w:t xml:space="preserve"> (4 </w:t>
-            </w:r>
-            <w:proofErr w:type="spellStart"/>
-            <w:r>
-              <w:rPr>
-                <w:sz w:val="20"/>
-                <w:szCs w:val="20"/>
-              </w:rPr>
-              <w:t>spp</w:t>
-            </w:r>
-            <w:proofErr w:type="spellEnd"/>
-            <w:r>
-              <w:rPr>
-                <w:sz w:val="20"/>
-                <w:szCs w:val="20"/>
-              </w:rPr>
-              <w:t xml:space="preserve">) </w:t>
-            </w:r>
-            <w:proofErr w:type="spellStart"/>
-            <w:r>
-              <w:rPr>
-                <w:sz w:val="20"/>
-                <w:szCs w:val="20"/>
-              </w:rPr>
-              <w:t>против</w:t>
-            </w:r>
-            <w:proofErr w:type="spellEnd"/>
-            <w:r>
-              <w:rPr>
-                <w:sz w:val="20"/>
-                <w:szCs w:val="20"/>
-              </w:rPr>
-              <w:t xml:space="preserve"> </w:t>
-            </w:r>
-            <w:proofErr w:type="spellStart"/>
-            <w:r>
-              <w:rPr>
-                <w:sz w:val="20"/>
-                <w:szCs w:val="20"/>
-              </w:rPr>
-              <w:t>эталона</w:t>
-            </w:r>
-            <w:proofErr w:type="spellEnd"/>
           </w:p>
         </w:tc>
         <w:tc>
@@ -5928,49 +5040,8 @@
                 <w:sz w:val="20"/>
                 <w:szCs w:val="20"/>
               </w:rPr>
-              <w:t>mean-</w:t>
+              <w:t>mean-фильтр против эталона</w:t>
             </w:r>
-            <w:proofErr w:type="spellStart"/>
-            <w:r>
-              <w:rPr>
-                <w:sz w:val="20"/>
-                <w:szCs w:val="20"/>
-              </w:rPr>
-              <w:t>фильтр</w:t>
-            </w:r>
-            <w:proofErr w:type="spellEnd"/>
-            <w:r>
-              <w:rPr>
-                <w:sz w:val="20"/>
-                <w:szCs w:val="20"/>
-              </w:rPr>
-              <w:t xml:space="preserve"> </w:t>
-            </w:r>
-            <w:proofErr w:type="spellStart"/>
-            <w:r>
-              <w:rPr>
-                <w:sz w:val="20"/>
-                <w:szCs w:val="20"/>
-              </w:rPr>
-              <w:t>против</w:t>
-            </w:r>
-            <w:proofErr w:type="spellEnd"/>
-            <w:r>
-              <w:rPr>
-                <w:sz w:val="20"/>
-                <w:szCs w:val="20"/>
-              </w:rPr>
-              <w:t xml:space="preserve"> </w:t>
-            </w:r>
-            <w:proofErr w:type="spellStart"/>
-            <w:r>
-              <w:rPr>
-                <w:sz w:val="20"/>
-                <w:szCs w:val="20"/>
-              </w:rPr>
-              <w:t>эталона</w:t>
-            </w:r>
-            <w:proofErr w:type="spellEnd"/>
           </w:p>
         </w:tc>
         <w:tc>
@@ -6055,49 +5126,8 @@
                 <w:sz w:val="20"/>
                 <w:szCs w:val="20"/>
               </w:rPr>
-              <w:t>median-</w:t>
+              <w:t>median-фильтр против эталона</w:t>
             </w:r>
-            <w:proofErr w:type="spellStart"/>
-            <w:r>
-              <w:rPr>
-                <w:sz w:val="20"/>
-                <w:szCs w:val="20"/>
-              </w:rPr>
-              <w:t>фильтр</w:t>
-            </w:r>
-            <w:proofErr w:type="spellEnd"/>
-            <w:r>
-              <w:rPr>
-                <w:sz w:val="20"/>
-                <w:szCs w:val="20"/>
-              </w:rPr>
-              <w:t xml:space="preserve"> </w:t>
-            </w:r>
-            <w:proofErr w:type="spellStart"/>
-            <w:r>
-              <w:rPr>
-                <w:sz w:val="20"/>
-                <w:szCs w:val="20"/>
-              </w:rPr>
-              <w:t>против</w:t>
-            </w:r>
-            <w:proofErr w:type="spellEnd"/>
-            <w:r>
-              <w:rPr>
-                <w:sz w:val="20"/>
-                <w:szCs w:val="20"/>
-              </w:rPr>
-              <w:t xml:space="preserve"> </w:t>
-            </w:r>
-            <w:proofErr w:type="spellStart"/>
-            <w:r>
-              <w:rPr>
-                <w:sz w:val="20"/>
-                <w:szCs w:val="20"/>
-              </w:rPr>
-              <w:t>эталона</w:t>
-            </w:r>
-            <w:proofErr w:type="spellEnd"/>
           </w:p>
         </w:tc>
         <w:tc>
@@ -6276,6 +5306,9 @@
     <w:p>
       <w:pPr>
         <w:spacing w:after="120"/>
+        <w:rPr>
+          <w:lang w:val="ru-RU"/>
+        </w:rPr>
       </w:pPr>
       <w:r>
         <w:rPr>
@@ -6388,8 +5421,6 @@
         </w:rPr>
         <w:t>ции.</w:t>
       </w:r>
-      <w:bookmarkStart w:id="0" w:name="_GoBack"/>
-      <w:bookmarkEnd w:id="0"/>
     </w:p>
     <w:sectPr>
       <w:pgSz w:w="11906" w:h="16838"/>
